--- a/Summary_data_report_02042026.docx
+++ b/Summary_data_report_02042026.docx
@@ -2139,9 +2139,7 @@
         <w:pStyle w:val="Corpsdetexte"/>
         <w:bidi w:val="0"/>
         <w:jc w:val="left"/>
-        <w:rPr>
-          <w:lang w:val="en-US"/>
-        </w:rPr>
+        <w:rPr/>
       </w:pPr>
       <w:r>
         <w:rPr>
@@ -2159,14 +2157,13 @@
         <w:rPr>
           <w:lang w:val="en-US"/>
         </w:rPr>
-        <w:t xml:space="preserve"> don’t know what is expected or not. </w:t>
+        <w:t xml:space="preserve"> don’t know what is expected or not.</w:t>
       </w:r>
     </w:p>
     <w:p>
       <w:pPr>
         <w:pStyle w:val="Corpsdetexte"/>
         <w:bidi w:val="0"/>
-        <w:spacing w:lineRule="auto" w:line="276" w:before="0" w:after="140"/>
         <w:jc w:val="left"/>
         <w:rPr/>
       </w:pPr>
@@ -2175,14 +2172,169 @@
           <w:rStyle w:val="Accentuationforte"/>
           <w:lang w:val="en-US"/>
         </w:rPr>
-        <w:t>Expression in T cells (1.4):</w:t>
-      </w:r>
-      <w:r>
-        <w:rPr>
-          <w:lang w:val="en-US"/>
-        </w:rPr>
-        <w:br/>
-        <w:t>[No additional data provided]</w:t>
+        <w:t xml:space="preserve">Expression in T </w:t>
+      </w:r>
+      <w:r>
+        <w:rPr>
+          <w:rStyle w:val="Accentuationforte"/>
+          <w:lang w:val="en-US"/>
+        </w:rPr>
+        <w:t xml:space="preserve">CD4 </w:t>
+      </w:r>
+      <w:r>
+        <w:rPr>
+          <w:rStyle w:val="Accentuationforte"/>
+          <w:lang w:val="en-US"/>
+        </w:rPr>
+        <w:t>cells (1.4):</w:t>
+      </w:r>
+    </w:p>
+    <w:p>
+      <w:pPr>
+        <w:pStyle w:val="Corpsdetexte"/>
+        <w:numPr>
+          <w:ilvl w:val="0"/>
+          <w:numId w:val="13"/>
+        </w:numPr>
+        <w:bidi w:val="0"/>
+        <w:spacing w:before="0" w:after="28"/>
+        <w:jc w:val="left"/>
+        <w:rPr/>
+      </w:pPr>
+      <w:r>
+        <w:rPr>
+          <w:b/>
+          <w:bCs/>
+          <w:lang w:val="en-US"/>
+        </w:rPr>
+        <w:t xml:space="preserve">GAL1 </w:t>
+      </w:r>
+      <w:r>
+        <w:rPr>
+          <w:lang w:val="en-US"/>
+        </w:rPr>
+        <w:t xml:space="preserve">expression is increase in tFL CD4 T Cell as compared to FL or DLBCL. </w:t>
+      </w:r>
+      <w:r>
+        <w:rPr>
+          <w:b/>
+          <w:bCs/>
+          <w:lang w:val="en-US"/>
+        </w:rPr>
+        <w:t>GAL9</w:t>
+      </w:r>
+      <w:r>
+        <w:rPr>
+          <w:lang w:val="en-US"/>
+        </w:rPr>
+        <w:t xml:space="preserve"> is only expressed in DLBCL CD4.</w:t>
+      </w:r>
+    </w:p>
+    <w:p>
+      <w:pPr>
+        <w:pStyle w:val="Corpsdetexte"/>
+        <w:numPr>
+          <w:ilvl w:val="0"/>
+          <w:numId w:val="12"/>
+        </w:numPr>
+        <w:bidi w:val="0"/>
+        <w:spacing w:before="0" w:after="28"/>
+        <w:jc w:val="left"/>
+        <w:rPr/>
+      </w:pPr>
+      <w:r>
+        <w:rPr>
+          <w:b/>
+          <w:bCs/>
+          <w:lang w:val="en-US"/>
+        </w:rPr>
+        <w:t>GAL1</w:t>
+      </w:r>
+      <w:r>
+        <w:rPr>
+          <w:lang w:val="en-US"/>
+        </w:rPr>
+        <w:t xml:space="preserve"> is expressed mostly by CD4_Memory, CD4_Treg, and CD4_CTL.</w:t>
+      </w:r>
+    </w:p>
+    <w:p>
+      <w:pPr>
+        <w:pStyle w:val="Corpsdetexte"/>
+        <w:numPr>
+          <w:ilvl w:val="0"/>
+          <w:numId w:val="12"/>
+        </w:numPr>
+        <w:bidi w:val="0"/>
+        <w:spacing w:before="0" w:after="28"/>
+        <w:jc w:val="left"/>
+        <w:rPr/>
+      </w:pPr>
+      <w:r>
+        <w:rPr>
+          <w:b/>
+          <w:bCs/>
+        </w:rPr>
+        <w:t xml:space="preserve">GAL9 </w:t>
+      </w:r>
+      <w:r>
+        <w:rPr/>
+        <w:t xml:space="preserve">is </w:t>
+      </w:r>
+      <w:r>
+        <w:rPr>
+          <w:lang w:val="en-US"/>
+        </w:rPr>
+        <w:t>mostly</w:t>
+      </w:r>
+      <w:r>
+        <w:rPr/>
+        <w:t xml:space="preserve"> expressed by CD4_Tfh.</w:t>
+      </w:r>
+    </w:p>
+    <w:p>
+      <w:pPr>
+        <w:pStyle w:val="Corpsdetexte"/>
+        <w:numPr>
+          <w:ilvl w:val="0"/>
+          <w:numId w:val="12"/>
+        </w:numPr>
+        <w:bidi w:val="0"/>
+        <w:spacing w:before="0" w:after="28"/>
+        <w:jc w:val="left"/>
+        <w:rPr/>
+      </w:pPr>
+      <w:r>
+        <w:rPr>
+          <w:b/>
+          <w:bCs/>
+        </w:rPr>
+        <w:t xml:space="preserve">TIM3 </w:t>
+      </w:r>
+      <w:r>
+        <w:rPr/>
+        <w:t xml:space="preserve">and </w:t>
+      </w:r>
+      <w:r>
+        <w:rPr>
+          <w:b/>
+          <w:bCs/>
+        </w:rPr>
+        <w:t>41BB</w:t>
+      </w:r>
+      <w:r>
+        <w:rPr/>
+        <w:t xml:space="preserve"> expressions are low but maybe expressed a bit more in Treg?</w:t>
+      </w:r>
+    </w:p>
+    <w:p>
+      <w:pPr>
+        <w:pStyle w:val="Corpsdetexte"/>
+        <w:bidi w:val="0"/>
+        <w:jc w:val="left"/>
+        <w:rPr/>
+      </w:pPr>
+      <w:r>
+        <w:rPr/>
       </w:r>
     </w:p>
     <w:p>
@@ -2548,6 +2700,82 @@
           <w:lang w:val="en-US"/>
         </w:rPr>
         <w:t xml:space="preserve"> expression. </w:t>
+      </w:r>
+    </w:p>
+    <w:p>
+      <w:pPr>
+        <w:pStyle w:val="Corpsdetexte"/>
+        <w:numPr>
+          <w:ilvl w:val="0"/>
+          <w:numId w:val="11"/>
+        </w:numPr>
+        <w:tabs>
+          <w:tab w:val="clear" w:pos="709"/>
+          <w:tab w:val="left" w:pos="709" w:leader="none"/>
+        </w:tabs>
+        <w:bidi w:val="0"/>
+        <w:spacing w:before="0" w:after="0"/>
+        <w:ind w:left="709" w:hanging="283"/>
+        <w:jc w:val="left"/>
+        <w:rPr/>
+      </w:pPr>
+      <w:r>
+        <w:rPr>
+          <w:lang w:val="en-US"/>
+        </w:rPr>
+        <w:t xml:space="preserve">In the </w:t>
+      </w:r>
+      <w:r>
+        <w:rPr>
+          <w:lang w:val="en-US"/>
+        </w:rPr>
+        <w:t>NK cells</w:t>
+      </w:r>
+      <w:r>
+        <w:rPr>
+          <w:lang w:val="en-US"/>
+        </w:rPr>
+        <w:t xml:space="preserve"> compartment, </w:t>
+      </w:r>
+      <w:r>
+        <w:rPr>
+          <w:lang w:val="en-US"/>
+        </w:rPr>
+        <w:t>low</w:t>
+      </w:r>
+      <w:r>
+        <w:rPr>
+          <w:lang w:val="en-US"/>
+        </w:rPr>
+        <w:t xml:space="preserve"> responders </w:t>
+      </w:r>
+      <w:r>
+        <w:rPr>
+          <w:lang w:val="en-US"/>
+        </w:rPr>
+        <w:t>as</w:t>
+      </w:r>
+      <w:r>
+        <w:rPr>
+          <w:lang w:val="en-US"/>
+        </w:rPr>
+        <w:t xml:space="preserve"> higher </w:t>
+      </w:r>
+      <w:r>
+        <w:rPr>
+          <w:rStyle w:val="Accentuationforte"/>
+          <w:lang w:val="en-US"/>
+        </w:rPr>
+        <w:t xml:space="preserve">GAL1 </w:t>
+      </w:r>
+      <w:r>
+        <w:rPr>
+          <w:rStyle w:val="Accentuationforte"/>
+          <w:b w:val="false"/>
+          <w:bCs w:val="false"/>
+          <w:lang w:val="en-US"/>
+        </w:rPr>
+        <w:t>expression than high responders.</w:t>
       </w:r>
     </w:p>
     <w:p>
@@ -4186,6 +4414,280 @@
     </w:lvl>
   </w:abstractNum>
   <w:abstractNum w:abstractNumId="12">
+    <w:lvl w:ilvl="0">
+      <w:start w:val="1"/>
+      <w:numFmt w:val="bullet"/>
+      <w:lvlText w:val=""/>
+      <w:lvlJc w:val="left"/>
+      <w:pPr>
+        <w:tabs>
+          <w:tab w:val="num" w:pos="720"/>
+        </w:tabs>
+        <w:ind w:left="720" w:hanging="360"/>
+      </w:pPr>
+      <w:rPr>
+        <w:rFonts w:ascii="Symbol" w:hAnsi="Symbol" w:cs="Symbol" w:hint="default"/>
+      </w:rPr>
+    </w:lvl>
+    <w:lvl w:ilvl="1">
+      <w:start w:val="1"/>
+      <w:numFmt w:val="bullet"/>
+      <w:lvlText w:val="◦"/>
+      <w:lvlJc w:val="left"/>
+      <w:pPr>
+        <w:tabs>
+          <w:tab w:val="num" w:pos="1080"/>
+        </w:tabs>
+        <w:ind w:left="1080" w:hanging="360"/>
+      </w:pPr>
+      <w:rPr>
+        <w:rFonts w:ascii="OpenSymbol" w:hAnsi="OpenSymbol" w:cs="OpenSymbol" w:hint="default"/>
+      </w:rPr>
+    </w:lvl>
+    <w:lvl w:ilvl="2">
+      <w:start w:val="1"/>
+      <w:numFmt w:val="bullet"/>
+      <w:lvlText w:val="▪"/>
+      <w:lvlJc w:val="left"/>
+      <w:pPr>
+        <w:tabs>
+          <w:tab w:val="num" w:pos="1440"/>
+        </w:tabs>
+        <w:ind w:left="1440" w:hanging="360"/>
+      </w:pPr>
+      <w:rPr>
+        <w:rFonts w:ascii="OpenSymbol" w:hAnsi="OpenSymbol" w:cs="OpenSymbol" w:hint="default"/>
+      </w:rPr>
+    </w:lvl>
+    <w:lvl w:ilvl="3">
+      <w:start w:val="1"/>
+      <w:numFmt w:val="bullet"/>
+      <w:lvlText w:val=""/>
+      <w:lvlJc w:val="left"/>
+      <w:pPr>
+        <w:tabs>
+          <w:tab w:val="num" w:pos="1800"/>
+        </w:tabs>
+        <w:ind w:left="1800" w:hanging="360"/>
+      </w:pPr>
+      <w:rPr>
+        <w:rFonts w:ascii="Symbol" w:hAnsi="Symbol" w:cs="Symbol" w:hint="default"/>
+      </w:rPr>
+    </w:lvl>
+    <w:lvl w:ilvl="4">
+      <w:start w:val="1"/>
+      <w:numFmt w:val="bullet"/>
+      <w:lvlText w:val="◦"/>
+      <w:lvlJc w:val="left"/>
+      <w:pPr>
+        <w:tabs>
+          <w:tab w:val="num" w:pos="2160"/>
+        </w:tabs>
+        <w:ind w:left="2160" w:hanging="360"/>
+      </w:pPr>
+      <w:rPr>
+        <w:rFonts w:ascii="OpenSymbol" w:hAnsi="OpenSymbol" w:cs="OpenSymbol" w:hint="default"/>
+      </w:rPr>
+    </w:lvl>
+    <w:lvl w:ilvl="5">
+      <w:start w:val="1"/>
+      <w:numFmt w:val="bullet"/>
+      <w:lvlText w:val="▪"/>
+      <w:lvlJc w:val="left"/>
+      <w:pPr>
+        <w:tabs>
+          <w:tab w:val="num" w:pos="2520"/>
+        </w:tabs>
+        <w:ind w:left="2520" w:hanging="360"/>
+      </w:pPr>
+      <w:rPr>
+        <w:rFonts w:ascii="OpenSymbol" w:hAnsi="OpenSymbol" w:cs="OpenSymbol" w:hint="default"/>
+      </w:rPr>
+    </w:lvl>
+    <w:lvl w:ilvl="6">
+      <w:start w:val="1"/>
+      <w:numFmt w:val="bullet"/>
+      <w:lvlText w:val=""/>
+      <w:lvlJc w:val="left"/>
+      <w:pPr>
+        <w:tabs>
+          <w:tab w:val="num" w:pos="2880"/>
+        </w:tabs>
+        <w:ind w:left="2880" w:hanging="360"/>
+      </w:pPr>
+      <w:rPr>
+        <w:rFonts w:ascii="Symbol" w:hAnsi="Symbol" w:cs="Symbol" w:hint="default"/>
+      </w:rPr>
+    </w:lvl>
+    <w:lvl w:ilvl="7">
+      <w:start w:val="1"/>
+      <w:numFmt w:val="bullet"/>
+      <w:lvlText w:val="◦"/>
+      <w:lvlJc w:val="left"/>
+      <w:pPr>
+        <w:tabs>
+          <w:tab w:val="num" w:pos="3240"/>
+        </w:tabs>
+        <w:ind w:left="3240" w:hanging="360"/>
+      </w:pPr>
+      <w:rPr>
+        <w:rFonts w:ascii="OpenSymbol" w:hAnsi="OpenSymbol" w:cs="OpenSymbol" w:hint="default"/>
+      </w:rPr>
+    </w:lvl>
+    <w:lvl w:ilvl="8">
+      <w:start w:val="1"/>
+      <w:numFmt w:val="bullet"/>
+      <w:lvlText w:val="▪"/>
+      <w:lvlJc w:val="left"/>
+      <w:pPr>
+        <w:tabs>
+          <w:tab w:val="num" w:pos="3600"/>
+        </w:tabs>
+        <w:ind w:left="3600" w:hanging="360"/>
+      </w:pPr>
+      <w:rPr>
+        <w:rFonts w:ascii="OpenSymbol" w:hAnsi="OpenSymbol" w:cs="OpenSymbol" w:hint="default"/>
+      </w:rPr>
+    </w:lvl>
+  </w:abstractNum>
+  <w:abstractNum w:abstractNumId="13">
+    <w:lvl w:ilvl="0">
+      <w:start w:val="1"/>
+      <w:numFmt w:val="bullet"/>
+      <w:lvlText w:val=""/>
+      <w:lvlJc w:val="left"/>
+      <w:pPr>
+        <w:tabs>
+          <w:tab w:val="num" w:pos="720"/>
+        </w:tabs>
+        <w:ind w:left="720" w:hanging="360"/>
+      </w:pPr>
+      <w:rPr>
+        <w:rFonts w:ascii="Symbol" w:hAnsi="Symbol" w:cs="Symbol" w:hint="default"/>
+      </w:rPr>
+    </w:lvl>
+    <w:lvl w:ilvl="1">
+      <w:start w:val="1"/>
+      <w:numFmt w:val="bullet"/>
+      <w:lvlText w:val="◦"/>
+      <w:lvlJc w:val="left"/>
+      <w:pPr>
+        <w:tabs>
+          <w:tab w:val="num" w:pos="1080"/>
+        </w:tabs>
+        <w:ind w:left="1080" w:hanging="360"/>
+      </w:pPr>
+      <w:rPr>
+        <w:rFonts w:ascii="OpenSymbol" w:hAnsi="OpenSymbol" w:cs="OpenSymbol" w:hint="default"/>
+      </w:rPr>
+    </w:lvl>
+    <w:lvl w:ilvl="2">
+      <w:start w:val="1"/>
+      <w:numFmt w:val="bullet"/>
+      <w:lvlText w:val="▪"/>
+      <w:lvlJc w:val="left"/>
+      <w:pPr>
+        <w:tabs>
+          <w:tab w:val="num" w:pos="1440"/>
+        </w:tabs>
+        <w:ind w:left="1440" w:hanging="360"/>
+      </w:pPr>
+      <w:rPr>
+        <w:rFonts w:ascii="OpenSymbol" w:hAnsi="OpenSymbol" w:cs="OpenSymbol" w:hint="default"/>
+      </w:rPr>
+    </w:lvl>
+    <w:lvl w:ilvl="3">
+      <w:start w:val="1"/>
+      <w:numFmt w:val="bullet"/>
+      <w:lvlText w:val=""/>
+      <w:lvlJc w:val="left"/>
+      <w:pPr>
+        <w:tabs>
+          <w:tab w:val="num" w:pos="1800"/>
+        </w:tabs>
+        <w:ind w:left="1800" w:hanging="360"/>
+      </w:pPr>
+      <w:rPr>
+        <w:rFonts w:ascii="Symbol" w:hAnsi="Symbol" w:cs="Symbol" w:hint="default"/>
+      </w:rPr>
+    </w:lvl>
+    <w:lvl w:ilvl="4">
+      <w:start w:val="1"/>
+      <w:numFmt w:val="bullet"/>
+      <w:lvlText w:val="◦"/>
+      <w:lvlJc w:val="left"/>
+      <w:pPr>
+        <w:tabs>
+          <w:tab w:val="num" w:pos="2160"/>
+        </w:tabs>
+        <w:ind w:left="2160" w:hanging="360"/>
+      </w:pPr>
+      <w:rPr>
+        <w:rFonts w:ascii="OpenSymbol" w:hAnsi="OpenSymbol" w:cs="OpenSymbol" w:hint="default"/>
+      </w:rPr>
+    </w:lvl>
+    <w:lvl w:ilvl="5">
+      <w:start w:val="1"/>
+      <w:numFmt w:val="bullet"/>
+      <w:lvlText w:val="▪"/>
+      <w:lvlJc w:val="left"/>
+      <w:pPr>
+        <w:tabs>
+          <w:tab w:val="num" w:pos="2520"/>
+        </w:tabs>
+        <w:ind w:left="2520" w:hanging="360"/>
+      </w:pPr>
+      <w:rPr>
+        <w:rFonts w:ascii="OpenSymbol" w:hAnsi="OpenSymbol" w:cs="OpenSymbol" w:hint="default"/>
+      </w:rPr>
+    </w:lvl>
+    <w:lvl w:ilvl="6">
+      <w:start w:val="1"/>
+      <w:numFmt w:val="bullet"/>
+      <w:lvlText w:val=""/>
+      <w:lvlJc w:val="left"/>
+      <w:pPr>
+        <w:tabs>
+          <w:tab w:val="num" w:pos="2880"/>
+        </w:tabs>
+        <w:ind w:left="2880" w:hanging="360"/>
+      </w:pPr>
+      <w:rPr>
+        <w:rFonts w:ascii="Symbol" w:hAnsi="Symbol" w:cs="Symbol" w:hint="default"/>
+      </w:rPr>
+    </w:lvl>
+    <w:lvl w:ilvl="7">
+      <w:start w:val="1"/>
+      <w:numFmt w:val="bullet"/>
+      <w:lvlText w:val="◦"/>
+      <w:lvlJc w:val="left"/>
+      <w:pPr>
+        <w:tabs>
+          <w:tab w:val="num" w:pos="3240"/>
+        </w:tabs>
+        <w:ind w:left="3240" w:hanging="360"/>
+      </w:pPr>
+      <w:rPr>
+        <w:rFonts w:ascii="OpenSymbol" w:hAnsi="OpenSymbol" w:cs="OpenSymbol" w:hint="default"/>
+      </w:rPr>
+    </w:lvl>
+    <w:lvl w:ilvl="8">
+      <w:start w:val="1"/>
+      <w:numFmt w:val="bullet"/>
+      <w:lvlText w:val="▪"/>
+      <w:lvlJc w:val="left"/>
+      <w:pPr>
+        <w:tabs>
+          <w:tab w:val="num" w:pos="3600"/>
+        </w:tabs>
+        <w:ind w:left="3600" w:hanging="360"/>
+      </w:pPr>
+      <w:rPr>
+        <w:rFonts w:ascii="OpenSymbol" w:hAnsi="OpenSymbol" w:cs="OpenSymbol" w:hint="default"/>
+      </w:rPr>
+    </w:lvl>
+  </w:abstractNum>
+  <w:abstractNum w:abstractNumId="14">
     <w:lvl w:ilvl="0">
       <w:start w:val="1"/>
       <w:numFmt w:val="none"/>
@@ -4339,6 +4841,12 @@
   </w:num>
   <w:num w:numId="12">
     <w:abstractNumId w:val="12"/>
+  </w:num>
+  <w:num w:numId="13">
+    <w:abstractNumId w:val="13"/>
+  </w:num>
+  <w:num w:numId="14">
+    <w:abstractNumId w:val="14"/>
   </w:num>
 </w:numbering>
 </file>
